--- a/AIE_C2_W1_Template/Documents Created/BENJAMIN CAMPBELL_Game Development Technologies Research Workbook.docx
+++ b/AIE_C2_W1_Template/Documents Created/BENJAMIN CAMPBELL_Game Development Technologies Research Workbook.docx
@@ -125,23 +125,7 @@
         </w:numPr>
       </w:pPr>
       <w:r>
-        <w:t xml:space="preserve">Identify </w:t>
-      </w:r>
-      <w:proofErr w:type="gramStart"/>
-      <w:r>
-        <w:t>3</w:t>
-      </w:r>
-      <w:proofErr w:type="gramEnd"/>
-      <w:r>
-        <w:t xml:space="preserve"> different game engines that can </w:t>
-      </w:r>
-      <w:proofErr w:type="gramStart"/>
-      <w:r>
-        <w:t>be used</w:t>
-      </w:r>
-      <w:proofErr w:type="gramEnd"/>
-      <w:r>
-        <w:t xml:space="preserve"> to create 3D video games.</w:t>
+        <w:t>Identify 3 different game engines that can be used to create 3D video games.</w:t>
       </w:r>
     </w:p>
     <w:p>
@@ -439,15 +423,7 @@
               <w:t xml:space="preserve">Supports deployment on </w:t>
             </w:r>
             <w:r>
-              <w:t xml:space="preserve">Windows, Mac, Linux, PlayStation </w:t>
-            </w:r>
-            <w:proofErr w:type="gramStart"/>
-            <w:r>
-              <w:t>4/5</w:t>
-            </w:r>
-            <w:proofErr w:type="gramEnd"/>
-            <w:r>
-              <w:t>, Xbox One/Series X, iOS, Android, and Nintendo Switch.</w:t>
+              <w:t>Windows, Mac, Linux, PlayStation 4/5, Xbox One/Series X, iOS, Android, and Nintendo Switch.</w:t>
             </w:r>
           </w:p>
           <w:p>
@@ -714,13 +690,8 @@
               <w:ind w:left="0"/>
               <w:cnfStyle w:val="000000100000" w:firstRow="0" w:lastRow="0" w:firstColumn="0" w:lastColumn="0" w:oddVBand="0" w:evenVBand="0" w:oddHBand="1" w:evenHBand="0" w:firstRowFirstColumn="0" w:firstRowLastColumn="0" w:lastRowFirstColumn="0" w:lastRowLastColumn="0"/>
             </w:pPr>
-            <w:proofErr w:type="gramStart"/>
-            <w:r>
-              <w:t>Dedicated</w:t>
-            </w:r>
-            <w:proofErr w:type="gramEnd"/>
-            <w:r>
-              <w:t xml:space="preserve"> 2D and 3D Engines:</w:t>
+            <w:r>
+              <w:t>Dedicated 2D and 3D Engines:</w:t>
             </w:r>
           </w:p>
           <w:p>
@@ -733,23 +704,7 @@
               <w:cnfStyle w:val="000000100000" w:firstRow="0" w:lastRow="0" w:firstColumn="0" w:lastColumn="0" w:oddVBand="0" w:evenVBand="0" w:oddHBand="1" w:evenHBand="0" w:firstRowFirstColumn="0" w:firstRowLastColumn="0" w:lastRowFirstColumn="0" w:lastRowLastColumn="0"/>
             </w:pPr>
             <w:r>
-              <w:t xml:space="preserve">Features </w:t>
-            </w:r>
-            <w:proofErr w:type="gramStart"/>
-            <w:r>
-              <w:t>2</w:t>
-            </w:r>
-            <w:proofErr w:type="gramEnd"/>
-            <w:r>
-              <w:t xml:space="preserve"> separate engines that </w:t>
-            </w:r>
-            <w:proofErr w:type="gramStart"/>
-            <w:r>
-              <w:t>are designed</w:t>
-            </w:r>
-            <w:proofErr w:type="gramEnd"/>
-            <w:r>
-              <w:t xml:space="preserve"> for either 2D or 3D games.</w:t>
+              <w:t>Features 2 separate engines that are designed for either 2D or 3D games.</w:t>
             </w:r>
           </w:p>
         </w:tc>
@@ -839,15 +794,7 @@
               <w:cnfStyle w:val="000000100000" w:firstRow="0" w:lastRow="0" w:firstColumn="0" w:lastColumn="0" w:oddVBand="0" w:evenVBand="0" w:oddHBand="1" w:evenHBand="0" w:firstRowFirstColumn="0" w:firstRowLastColumn="0" w:lastRowFirstColumn="0" w:lastRowLastColumn="0"/>
             </w:pPr>
             <w:r>
-              <w:t xml:space="preserve">Easy exportation to desktop, </w:t>
-            </w:r>
-            <w:proofErr w:type="gramStart"/>
-            <w:r>
-              <w:t>mobile</w:t>
-            </w:r>
-            <w:proofErr w:type="gramEnd"/>
-            <w:r>
-              <w:t xml:space="preserve"> and web.</w:t>
+              <w:t>Easy exportation to desktop, mobile and web.</w:t>
             </w:r>
           </w:p>
           <w:p>
@@ -895,15 +842,7 @@
             </w:pPr>
             <w:r>
               <w:lastRenderedPageBreak/>
-              <w:t xml:space="preserve">Godot organises game logic into scenes, as a collection of nodes that can </w:t>
-            </w:r>
-            <w:proofErr w:type="gramStart"/>
-            <w:r>
-              <w:t>be manipulated</w:t>
-            </w:r>
-            <w:proofErr w:type="gramEnd"/>
-            <w:r>
-              <w:t xml:space="preserve"> to build game structures.</w:t>
+              <w:t>Godot organises game logic into scenes, as a collection of nodes that can be manipulated to build game structures.</w:t>
             </w:r>
           </w:p>
         </w:tc>
@@ -971,14 +910,7 @@
       </w:r>
       <w:r>
         <w:br/>
-      </w:r>
-      <w:proofErr w:type="gramStart"/>
-      <w:r>
-        <w:t>Some of</w:t>
-      </w:r>
-      <w:proofErr w:type="gramEnd"/>
-      <w:r>
-        <w:t xml:space="preserve"> the features you identified may be common across two or more engines. For each game engine identified, write a short statement about what makes this engine unique and why a game studio may want to use it.</w:t>
+        <w:t>Some of the features you identified may be common across two or more engines. For each game engine identified, write a short statement about what makes this engine unique and why a game studio may want to use it.</w:t>
       </w:r>
       <w:r>
         <w:t xml:space="preserve"> (Write one or two sentences for each engine)</w:t>
@@ -1131,23 +1063,7 @@
         <w:t>I</w:t>
       </w:r>
       <w:r>
-        <w:t xml:space="preserve">dentify at least </w:t>
-      </w:r>
-      <w:proofErr w:type="gramStart"/>
-      <w:r>
-        <w:t>2</w:t>
-      </w:r>
-      <w:proofErr w:type="gramEnd"/>
-      <w:r>
-        <w:t xml:space="preserve"> </w:t>
-      </w:r>
-      <w:proofErr w:type="gramStart"/>
-      <w:r>
-        <w:t>different sources</w:t>
-      </w:r>
-      <w:proofErr w:type="gramEnd"/>
-      <w:r>
-        <w:t xml:space="preserve"> for each engine.</w:t>
+        <w:t>dentify at least 2 different sources for each engine.</w:t>
       </w:r>
     </w:p>
     <w:tbl>
@@ -1346,43 +1262,7 @@
                 <w:rPr>
                   <w:rStyle w:val="Hyperlink"/>
                 </w:rPr>
-                <w:t>https://</w:t>
-              </w:r>
-              <w:r>
-                <w:rPr>
-                  <w:rStyle w:val="Hyperlink"/>
-                </w:rPr>
-                <w:t>godotengine</w:t>
-              </w:r>
-              <w:r>
-                <w:rPr>
-                  <w:rStyle w:val="Hyperlink"/>
-                </w:rPr>
-                <w:t>.</w:t>
-              </w:r>
-              <w:r>
-                <w:rPr>
-                  <w:rStyle w:val="Hyperlink"/>
-                </w:rPr>
-                <w:t>org</w:t>
-              </w:r>
-              <w:r>
-                <w:rPr>
-                  <w:rStyle w:val="Hyperlink"/>
-                </w:rPr>
-                <w:t>/</w:t>
-              </w:r>
-              <w:r>
-                <w:rPr>
-                  <w:rStyle w:val="Hyperlink"/>
-                </w:rPr>
-                <w:t>blog</w:t>
-              </w:r>
-              <w:r>
-                <w:rPr>
-                  <w:rStyle w:val="Hyperlink"/>
-                </w:rPr>
-                <w:t>/</w:t>
+                <w:t>https://godotengine.org/blog/</w:t>
               </w:r>
             </w:hyperlink>
           </w:p>
@@ -1410,13 +1290,7 @@
                 <w:rPr>
                   <w:rStyle w:val="Hyperlink"/>
                 </w:rPr>
-                <w:t>https://godotengine.org/community</w:t>
-              </w:r>
-              <w:r>
-                <w:rPr>
-                  <w:rStyle w:val="Hyperlink"/>
-                </w:rPr>
-                <w:t>/</w:t>
+                <w:t>https://godotengine.org/community/</w:t>
               </w:r>
             </w:hyperlink>
           </w:p>
@@ -1440,15 +1314,7 @@
         </w:numPr>
       </w:pPr>
       <w:r>
-        <w:t xml:space="preserve">Identify </w:t>
-      </w:r>
-      <w:proofErr w:type="gramStart"/>
-      <w:r>
-        <w:t>3</w:t>
-      </w:r>
-      <w:proofErr w:type="gramEnd"/>
-      <w:r>
-        <w:t xml:space="preserve"> different programs used for image editing.</w:t>
+        <w:t>Identify 3 different programs used for image editing.</w:t>
       </w:r>
       <w:r>
         <w:br/>
@@ -1570,15 +1436,7 @@
               <w:cnfStyle w:val="000000100000" w:firstRow="0" w:lastRow="0" w:firstColumn="0" w:lastColumn="0" w:oddVBand="0" w:evenVBand="0" w:oddHBand="1" w:evenHBand="0" w:firstRowFirstColumn="0" w:firstRowLastColumn="0" w:lastRowFirstColumn="0" w:lastRowLastColumn="0"/>
             </w:pPr>
             <w:r>
-              <w:t xml:space="preserve">Includes over </w:t>
-            </w:r>
-            <w:proofErr w:type="gramStart"/>
-            <w:r>
-              <w:t>100</w:t>
-            </w:r>
-            <w:proofErr w:type="gramEnd"/>
-            <w:r>
-              <w:t xml:space="preserve"> preloaded brushes that can be user customised to create desired </w:t>
+              <w:t xml:space="preserve">Includes over 100 preloaded brushes that can be user customised to create desired </w:t>
             </w:r>
             <w:r>
               <w:t>effects.</w:t>
@@ -1631,11 +1489,9 @@
             <w:r>
               <w:t xml:space="preserve">Krita supports a vast range of formats including PSD, </w:t>
             </w:r>
-            <w:proofErr w:type="gramStart"/>
-            <w:r>
-              <w:t>PNG,JPEG</w:t>
-            </w:r>
-            <w:proofErr w:type="gramEnd"/>
+            <w:r>
+              <w:t>PNG, JPEG</w:t>
+            </w:r>
             <w:r>
               <w:t>, and its own KRA format.</w:t>
             </w:r>
@@ -1921,15 +1777,7 @@
               <w:cnfStyle w:val="000000000000" w:firstRow="0" w:lastRow="0" w:firstColumn="0" w:lastColumn="0" w:oddVBand="0" w:evenVBand="0" w:oddHBand="0" w:evenHBand="0" w:firstRowFirstColumn="0" w:firstRowLastColumn="0" w:lastRowFirstColumn="0" w:lastRowLastColumn="0"/>
             </w:pPr>
             <w:r>
-              <w:t xml:space="preserve">Opens and saves in formats such as PSD, PNG, JPEG, GIF, </w:t>
-            </w:r>
-            <w:proofErr w:type="gramStart"/>
-            <w:r>
-              <w:t>PDF</w:t>
-            </w:r>
-            <w:proofErr w:type="gramEnd"/>
-            <w:r>
-              <w:t xml:space="preserve"> and SVG.</w:t>
+              <w:t>Opens and saves in formats such as PSD, PNG, JPEG, GIF, PDF and SVG.</w:t>
             </w:r>
           </w:p>
         </w:tc>
@@ -2164,23 +2012,7 @@
       </w:r>
       <w:r>
         <w:br/>
-        <w:t xml:space="preserve">Identify at least </w:t>
-      </w:r>
-      <w:proofErr w:type="gramStart"/>
-      <w:r>
-        <w:t>2</w:t>
-      </w:r>
-      <w:proofErr w:type="gramEnd"/>
-      <w:r>
-        <w:t xml:space="preserve"> </w:t>
-      </w:r>
-      <w:proofErr w:type="gramStart"/>
-      <w:r>
-        <w:t>different sources</w:t>
-      </w:r>
-      <w:proofErr w:type="gramEnd"/>
-      <w:r>
-        <w:t xml:space="preserve"> for each engine.</w:t>
+        <w:t>Identify at least 2 different sources for each engine.</w:t>
       </w:r>
     </w:p>
     <w:tbl>
@@ -2463,15 +2295,7 @@
         </w:numPr>
       </w:pPr>
       <w:r>
-        <w:t xml:space="preserve">Identify </w:t>
-      </w:r>
-      <w:proofErr w:type="gramStart"/>
-      <w:r>
-        <w:t>3</w:t>
-      </w:r>
-      <w:proofErr w:type="gramEnd"/>
-      <w:r>
-        <w:t xml:space="preserve"> different programs used for editing audio.</w:t>
+        <w:t>Identify 3 different programs used for editing audio.</w:t>
       </w:r>
       <w:r>
         <w:br/>
@@ -2602,38 +2426,41 @@
               <w:cnfStyle w:val="000000100000" w:firstRow="0" w:lastRow="0" w:firstColumn="0" w:lastColumn="0" w:oddVBand="0" w:evenVBand="0" w:oddHBand="1" w:evenHBand="0" w:firstRowFirstColumn="0" w:firstRowLastColumn="0" w:lastRowFirstColumn="0" w:lastRowLastColumn="0"/>
             </w:pPr>
             <w:r>
+              <w:t xml:space="preserve">Allows for </w:t>
+            </w:r>
+            <w:r>
+              <w:t>recording and user input to be edited.</w:t>
+            </w:r>
+          </w:p>
+        </w:tc>
+      </w:tr>
+      <w:tr>
+        <w:tc>
+          <w:tcPr>
+            <w:cnfStyle w:val="001000000000" w:firstRow="0" w:lastRow="0" w:firstColumn="1" w:lastColumn="0" w:oddVBand="0" w:evenVBand="0" w:oddHBand="0" w:evenHBand="0" w:firstRowFirstColumn="0" w:firstRowLastColumn="0" w:lastRowFirstColumn="0" w:lastRowLastColumn="0"/>
+            <w:tcW w:w="2263" w:type="dxa"/>
+            <w:vMerge/>
+          </w:tcPr>
+          <w:p>
+            <w:pPr>
+              <w:pStyle w:val="ListParagraph"/>
+              <w:ind w:left="0"/>
+            </w:pPr>
+          </w:p>
+        </w:tc>
+        <w:tc>
+          <w:tcPr>
+            <w:tcW w:w="6753" w:type="dxa"/>
+          </w:tcPr>
+          <w:p>
+            <w:pPr>
+              <w:pStyle w:val="ListParagraph"/>
+              <w:ind w:left="0"/>
+              <w:cnfStyle w:val="000000000000" w:firstRow="0" w:lastRow="0" w:firstColumn="0" w:lastColumn="0" w:oddVBand="0" w:evenVBand="0" w:oddHBand="0" w:evenHBand="0" w:firstRowFirstColumn="0" w:firstRowLastColumn="0" w:lastRowFirstColumn="0" w:lastRowLastColumn="0"/>
               <w:rPr>
                 <w:b/>
                 <w:bCs/>
               </w:rPr>
-              <w:t xml:space="preserve">Allows for the recording </w:t>
-            </w:r>
-          </w:p>
-        </w:tc>
-      </w:tr>
-      <w:tr>
-        <w:tc>
-          <w:tcPr>
-            <w:cnfStyle w:val="001000000000" w:firstRow="0" w:lastRow="0" w:firstColumn="1" w:lastColumn="0" w:oddVBand="0" w:evenVBand="0" w:oddHBand="0" w:evenHBand="0" w:firstRowFirstColumn="0" w:firstRowLastColumn="0" w:lastRowFirstColumn="0" w:lastRowLastColumn="0"/>
-            <w:tcW w:w="2263" w:type="dxa"/>
-            <w:vMerge/>
-          </w:tcPr>
-          <w:p>
-            <w:pPr>
-              <w:pStyle w:val="ListParagraph"/>
-              <w:ind w:left="0"/>
-            </w:pPr>
-          </w:p>
-        </w:tc>
-        <w:tc>
-          <w:tcPr>
-            <w:tcW w:w="6753" w:type="dxa"/>
-          </w:tcPr>
-          <w:p>
-            <w:pPr>
-              <w:pStyle w:val="ListParagraph"/>
-              <w:ind w:left="0"/>
-              <w:cnfStyle w:val="000000000000" w:firstRow="0" w:lastRow="0" w:firstColumn="0" w:lastColumn="0" w:oddVBand="0" w:evenVBand="0" w:oddHBand="0" w:evenHBand="0" w:firstRowFirstColumn="0" w:firstRowLastColumn="0" w:lastRowFirstColumn="0" w:lastRowLastColumn="0"/>
             </w:pPr>
             <w:r>
               <w:rPr>
@@ -2650,6 +2477,16 @@
               <w:t>:</w:t>
             </w:r>
           </w:p>
+          <w:p>
+            <w:pPr>
+              <w:pStyle w:val="ListParagraph"/>
+              <w:ind w:left="0"/>
+              <w:cnfStyle w:val="000000000000" w:firstRow="0" w:lastRow="0" w:firstColumn="0" w:lastColumn="0" w:oddVBand="0" w:evenVBand="0" w:oddHBand="0" w:evenHBand="0" w:firstRowFirstColumn="0" w:firstRowLastColumn="0" w:lastRowFirstColumn="0" w:lastRowLastColumn="0"/>
+            </w:pPr>
+            <w:r>
+              <w:t>Easy to use editing that allows for sound editing.</w:t>
+            </w:r>
+          </w:p>
         </w:tc>
       </w:tr>
       <w:tr>
@@ -2678,6 +2515,10 @@
               <w:pStyle w:val="ListParagraph"/>
               <w:ind w:left="0"/>
               <w:cnfStyle w:val="000000100000" w:firstRow="0" w:lastRow="0" w:firstColumn="0" w:lastColumn="0" w:oddVBand="0" w:evenVBand="0" w:oddHBand="1" w:evenHBand="0" w:firstRowFirstColumn="0" w:firstRowLastColumn="0" w:lastRowFirstColumn="0" w:lastRowLastColumn="0"/>
+              <w:rPr>
+                <w:b/>
+                <w:bCs/>
+              </w:rPr>
             </w:pPr>
             <w:r>
               <w:rPr>
@@ -2687,6 +2528,22 @@
               <w:t>Import/Export and Formats:</w:t>
             </w:r>
           </w:p>
+          <w:p>
+            <w:pPr>
+              <w:pStyle w:val="ListParagraph"/>
+              <w:ind w:left="0"/>
+              <w:cnfStyle w:val="000000100000" w:firstRow="0" w:lastRow="0" w:firstColumn="0" w:lastColumn="0" w:oddVBand="0" w:evenVBand="0" w:oddHBand="1" w:evenHBand="0" w:firstRowFirstColumn="0" w:firstRowLastColumn="0" w:lastRowFirstColumn="0" w:lastRowLastColumn="0"/>
+            </w:pPr>
+            <w:r>
+              <w:t xml:space="preserve">Support high quality audio in </w:t>
+            </w:r>
+            <w:r>
+              <w:t>WAV, MP3</w:t>
+            </w:r>
+            <w:r>
+              <w:t xml:space="preserve"> and FLAC</w:t>
+            </w:r>
+          </w:p>
         </w:tc>
       </w:tr>
       <w:tr>
@@ -2715,7 +2572,28 @@
               <w:pStyle w:val="ListParagraph"/>
               <w:ind w:left="0"/>
               <w:cnfStyle w:val="000000000000" w:firstRow="0" w:lastRow="0" w:firstColumn="0" w:lastColumn="0" w:oddVBand="0" w:evenVBand="0" w:oddHBand="0" w:evenHBand="0" w:firstRowFirstColumn="0" w:firstRowLastColumn="0" w:lastRowFirstColumn="0" w:lastRowLastColumn="0"/>
-            </w:pPr>
+              <w:rPr>
+                <w:b/>
+                <w:bCs/>
+              </w:rPr>
+            </w:pPr>
+            <w:r>
+              <w:rPr>
+                <w:b/>
+                <w:bCs/>
+              </w:rPr>
+              <w:t>Multi-track Recording:</w:t>
+            </w:r>
+          </w:p>
+          <w:p>
+            <w:pPr>
+              <w:pStyle w:val="ListParagraph"/>
+              <w:ind w:left="0"/>
+              <w:cnfStyle w:val="000000000000" w:firstRow="0" w:lastRow="0" w:firstColumn="0" w:lastColumn="0" w:oddVBand="0" w:evenVBand="0" w:oddHBand="0" w:evenHBand="0" w:firstRowFirstColumn="0" w:firstRowLastColumn="0" w:lastRowFirstColumn="0" w:lastRowLastColumn="0"/>
+            </w:pPr>
+            <w:r>
+              <w:t>Allows for the recording of audio across multiple tracks.</w:t>
+            </w:r>
           </w:p>
         </w:tc>
       </w:tr>
@@ -2745,7 +2623,28 @@
               <w:pStyle w:val="ListParagraph"/>
               <w:ind w:left="0"/>
               <w:cnfStyle w:val="000000100000" w:firstRow="0" w:lastRow="0" w:firstColumn="0" w:lastColumn="0" w:oddVBand="0" w:evenVBand="0" w:oddHBand="1" w:evenHBand="0" w:firstRowFirstColumn="0" w:firstRowLastColumn="0" w:lastRowFirstColumn="0" w:lastRowLastColumn="0"/>
-            </w:pPr>
+              <w:rPr>
+                <w:b/>
+                <w:bCs/>
+              </w:rPr>
+            </w:pPr>
+            <w:r>
+              <w:rPr>
+                <w:b/>
+                <w:bCs/>
+              </w:rPr>
+              <w:t>Sound Library:</w:t>
+            </w:r>
+          </w:p>
+          <w:p>
+            <w:pPr>
+              <w:pStyle w:val="ListParagraph"/>
+              <w:ind w:left="0"/>
+              <w:cnfStyle w:val="000000100000" w:firstRow="0" w:lastRow="0" w:firstColumn="0" w:lastColumn="0" w:oddVBand="0" w:evenVBand="0" w:oddHBand="1" w:evenHBand="0" w:firstRowFirstColumn="0" w:firstRowLastColumn="0" w:lastRowFirstColumn="0" w:lastRowLastColumn="0"/>
+            </w:pPr>
+            <w:r>
+              <w:t>Access to multiple royalty free audio.</w:t>
+            </w:r>
           </w:p>
         </w:tc>
       </w:tr>
@@ -2769,10 +2668,27 @@
           </w:tcPr>
           <w:p>
             <w:pPr>
-              <w:pStyle w:val="ListParagraph"/>
-              <w:ind w:left="0"/>
               <w:cnfStyle w:val="000000000000" w:firstRow="0" w:lastRow="0" w:firstColumn="0" w:lastColumn="0" w:oddVBand="0" w:evenVBand="0" w:oddHBand="0" w:evenHBand="0" w:firstRowFirstColumn="0" w:firstRowLastColumn="0" w:lastRowFirstColumn="0" w:lastRowLastColumn="0"/>
-            </w:pPr>
+              <w:rPr>
+                <w:b/>
+                <w:bCs/>
+              </w:rPr>
+            </w:pPr>
+            <w:r>
+              <w:rPr>
+                <w:b/>
+                <w:bCs/>
+              </w:rPr>
+              <w:t>Flex Time:</w:t>
+            </w:r>
+          </w:p>
+          <w:p>
+            <w:pPr>
+              <w:cnfStyle w:val="000000000000" w:firstRow="0" w:lastRow="0" w:firstColumn="0" w:lastColumn="0" w:oddVBand="0" w:evenVBand="0" w:oddHBand="0" w:evenHBand="0" w:firstRowFirstColumn="0" w:firstRowLastColumn="0" w:lastRowFirstColumn="0" w:lastRowLastColumn="0"/>
+            </w:pPr>
+            <w:r>
+              <w:t>Adjusts the timing of audio and instruments.</w:t>
+            </w:r>
           </w:p>
         </w:tc>
       </w:tr>
@@ -2805,7 +2721,28 @@
               <w:pStyle w:val="ListParagraph"/>
               <w:ind w:left="0"/>
               <w:cnfStyle w:val="000000100000" w:firstRow="0" w:lastRow="0" w:firstColumn="0" w:lastColumn="0" w:oddVBand="0" w:evenVBand="0" w:oddHBand="1" w:evenHBand="0" w:firstRowFirstColumn="0" w:firstRowLastColumn="0" w:lastRowFirstColumn="0" w:lastRowLastColumn="0"/>
-            </w:pPr>
+              <w:rPr>
+                <w:b/>
+                <w:bCs/>
+              </w:rPr>
+            </w:pPr>
+            <w:r>
+              <w:rPr>
+                <w:b/>
+                <w:bCs/>
+              </w:rPr>
+              <w:t>Multitrack Editor:</w:t>
+            </w:r>
+          </w:p>
+          <w:p>
+            <w:pPr>
+              <w:pStyle w:val="ListParagraph"/>
+              <w:ind w:left="0"/>
+              <w:cnfStyle w:val="000000100000" w:firstRow="0" w:lastRow="0" w:firstColumn="0" w:lastColumn="0" w:oddVBand="0" w:evenVBand="0" w:oddHBand="1" w:evenHBand="0" w:firstRowFirstColumn="0" w:firstRowLastColumn="0" w:lastRowFirstColumn="0" w:lastRowLastColumn="0"/>
+            </w:pPr>
+            <w:r>
+              <w:t>Allows users to mix audio, apply effects and control audio projects.</w:t>
+            </w:r>
           </w:p>
         </w:tc>
       </w:tr>
@@ -2832,7 +2769,36 @@
               <w:pStyle w:val="ListParagraph"/>
               <w:ind w:left="0"/>
               <w:cnfStyle w:val="000000000000" w:firstRow="0" w:lastRow="0" w:firstColumn="0" w:lastColumn="0" w:oddVBand="0" w:evenVBand="0" w:oddHBand="0" w:evenHBand="0" w:firstRowFirstColumn="0" w:firstRowLastColumn="0" w:lastRowFirstColumn="0" w:lastRowLastColumn="0"/>
-            </w:pPr>
+              <w:rPr>
+                <w:b/>
+                <w:bCs/>
+              </w:rPr>
+            </w:pPr>
+            <w:r>
+              <w:rPr>
+                <w:b/>
+                <w:bCs/>
+              </w:rPr>
+              <w:t>Waveform &amp; Spectral Display:</w:t>
+            </w:r>
+          </w:p>
+          <w:p>
+            <w:pPr>
+              <w:pStyle w:val="ListParagraph"/>
+              <w:ind w:left="0"/>
+              <w:cnfStyle w:val="000000000000" w:firstRow="0" w:lastRow="0" w:firstColumn="0" w:lastColumn="0" w:oddVBand="0" w:evenVBand="0" w:oddHBand="0" w:evenHBand="0" w:firstRowFirstColumn="0" w:firstRowLastColumn="0" w:lastRowFirstColumn="0" w:lastRowLastColumn="0"/>
+              <w:rPr>
+                <w:b/>
+                <w:bCs/>
+              </w:rPr>
+            </w:pPr>
+            <w:r>
+              <w:rPr>
+                <w:b/>
+                <w:bCs/>
+              </w:rPr>
+              <w:t>Allows for precise editing of audio files.</w:t>
+            </w:r>
           </w:p>
         </w:tc>
       </w:tr>
@@ -2862,63 +2828,46 @@
               <w:pStyle w:val="ListParagraph"/>
               <w:ind w:left="0"/>
               <w:cnfStyle w:val="000000100000" w:firstRow="0" w:lastRow="0" w:firstColumn="0" w:lastColumn="0" w:oddVBand="0" w:evenVBand="0" w:oddHBand="1" w:evenHBand="0" w:firstRowFirstColumn="0" w:firstRowLastColumn="0" w:lastRowFirstColumn="0" w:lastRowLastColumn="0"/>
-            </w:pPr>
-          </w:p>
-        </w:tc>
-      </w:tr>
-      <w:tr>
-        <w:tc>
-          <w:tcPr>
-            <w:cnfStyle w:val="001000000000" w:firstRow="0" w:lastRow="0" w:firstColumn="1" w:lastColumn="0" w:oddVBand="0" w:evenVBand="0" w:oddHBand="0" w:evenHBand="0" w:firstRowFirstColumn="0" w:firstRowLastColumn="0" w:lastRowFirstColumn="0" w:lastRowLastColumn="0"/>
-            <w:tcW w:w="2263" w:type="dxa"/>
-            <w:vMerge/>
-          </w:tcPr>
-          <w:p>
-            <w:pPr>
-              <w:pStyle w:val="ListParagraph"/>
-              <w:ind w:left="0"/>
-            </w:pPr>
-          </w:p>
-        </w:tc>
-        <w:tc>
-          <w:tcPr>
-            <w:tcW w:w="6753" w:type="dxa"/>
-          </w:tcPr>
-          <w:p>
-            <w:pPr>
-              <w:pStyle w:val="ListParagraph"/>
-              <w:ind w:left="0"/>
-              <w:cnfStyle w:val="000000000000" w:firstRow="0" w:lastRow="0" w:firstColumn="0" w:lastColumn="0" w:oddVBand="0" w:evenVBand="0" w:oddHBand="0" w:evenHBand="0" w:firstRowFirstColumn="0" w:firstRowLastColumn="0" w:lastRowFirstColumn="0" w:lastRowLastColumn="0"/>
-            </w:pPr>
-          </w:p>
-        </w:tc>
-      </w:tr>
-      <w:tr>
-        <w:trPr>
-          <w:cnfStyle w:val="000000100000" w:firstRow="0" w:lastRow="0" w:firstColumn="0" w:lastColumn="0" w:oddVBand="0" w:evenVBand="0" w:oddHBand="1" w:evenHBand="0" w:firstRowFirstColumn="0" w:firstRowLastColumn="0" w:lastRowFirstColumn="0" w:lastRowLastColumn="0"/>
-        </w:trPr>
-        <w:tc>
-          <w:tcPr>
-            <w:cnfStyle w:val="001000000000" w:firstRow="0" w:lastRow="0" w:firstColumn="1" w:lastColumn="0" w:oddVBand="0" w:evenVBand="0" w:oddHBand="0" w:evenHBand="0" w:firstRowFirstColumn="0" w:firstRowLastColumn="0" w:lastRowFirstColumn="0" w:lastRowLastColumn="0"/>
-            <w:tcW w:w="2263" w:type="dxa"/>
-            <w:vMerge/>
-          </w:tcPr>
-          <w:p>
-            <w:pPr>
-              <w:pStyle w:val="ListParagraph"/>
-              <w:ind w:left="0"/>
-            </w:pPr>
-          </w:p>
-        </w:tc>
-        <w:tc>
-          <w:tcPr>
-            <w:tcW w:w="6753" w:type="dxa"/>
-          </w:tcPr>
+              <w:rPr>
+                <w:b/>
+                <w:bCs/>
+              </w:rPr>
+            </w:pPr>
+            <w:r>
+              <w:rPr>
+                <w:b/>
+                <w:bCs/>
+              </w:rPr>
+              <w:t>Remix and Auto-Ducking:</w:t>
+            </w:r>
+          </w:p>
           <w:p>
             <w:pPr>
               <w:pStyle w:val="ListParagraph"/>
               <w:ind w:left="0"/>
               <w:cnfStyle w:val="000000100000" w:firstRow="0" w:lastRow="0" w:firstColumn="0" w:lastColumn="0" w:oddVBand="0" w:evenVBand="0" w:oddHBand="1" w:evenHBand="0" w:firstRowFirstColumn="0" w:firstRowLastColumn="0" w:lastRowFirstColumn="0" w:lastRowLastColumn="0"/>
+              <w:rPr>
+                <w:b/>
+                <w:bCs/>
+              </w:rPr>
+            </w:pPr>
+            <w:r>
+              <w:rPr>
+                <w:b/>
+                <w:bCs/>
+              </w:rPr>
+              <w:t>Uses inbuilt AI to assist with the audio generation process.</w:t>
+            </w:r>
+          </w:p>
+          <w:p>
+            <w:pPr>
+              <w:pStyle w:val="ListParagraph"/>
+              <w:ind w:left="0"/>
+              <w:cnfStyle w:val="000000100000" w:firstRow="0" w:lastRow="0" w:firstColumn="0" w:lastColumn="0" w:oddVBand="0" w:evenVBand="0" w:oddHBand="1" w:evenHBand="0" w:firstRowFirstColumn="0" w:firstRowLastColumn="0" w:lastRowFirstColumn="0" w:lastRowLastColumn="0"/>
+              <w:rPr>
+                <w:b/>
+                <w:bCs/>
+              </w:rPr>
             </w:pPr>
           </w:p>
         </w:tc>
@@ -3020,6 +2969,9 @@
             <w:pPr>
               <w:cnfStyle w:val="000000100000" w:firstRow="0" w:lastRow="0" w:firstColumn="0" w:lastColumn="0" w:oddVBand="0" w:evenVBand="0" w:oddHBand="1" w:evenHBand="0" w:firstRowFirstColumn="0" w:firstRowLastColumn="0" w:lastRowFirstColumn="0" w:lastRowLastColumn="0"/>
             </w:pPr>
+            <w:r>
+              <w:t>Completely free and open source, very easy to learn for beginners.</w:t>
+            </w:r>
           </w:p>
         </w:tc>
       </w:tr>
@@ -3043,6 +2995,9 @@
             <w:pPr>
               <w:cnfStyle w:val="000000000000" w:firstRow="0" w:lastRow="0" w:firstColumn="0" w:lastColumn="0" w:oddVBand="0" w:evenVBand="0" w:oddHBand="0" w:evenHBand="0" w:firstRowFirstColumn="0" w:firstRowLastColumn="0" w:lastRowFirstColumn="0" w:lastRowLastColumn="0"/>
             </w:pPr>
+            <w:r>
+              <w:t>User friendly music creation that is also free to use.</w:t>
+            </w:r>
           </w:p>
         </w:tc>
       </w:tr>
@@ -3069,6 +3024,9 @@
             <w:pPr>
               <w:cnfStyle w:val="000000100000" w:firstRow="0" w:lastRow="0" w:firstColumn="0" w:lastColumn="0" w:oddVBand="0" w:evenVBand="0" w:oddHBand="1" w:evenHBand="0" w:firstRowFirstColumn="0" w:firstRowLastColumn="0" w:lastRowFirstColumn="0" w:lastRowLastColumn="0"/>
             </w:pPr>
+            <w:r>
+              <w:t>Industry standard quality, that is pay to use. It is worth the cost if you are working in industry.</w:t>
+            </w:r>
           </w:p>
         </w:tc>
       </w:tr>
@@ -3093,7 +3051,11 @@
         <w:t>audio</w:t>
       </w:r>
       <w:r>
-        <w:t xml:space="preserve"> editing program identified, list sources of information for users to refer to. This can be online technical information provided by the developer, how-to articles and blogs, </w:t>
+        <w:t xml:space="preserve"> editing program identified, list sources of information for users to refer to. This can be online technical information provided by the developer, how-to articles and </w:t>
+      </w:r>
+      <w:r>
+        <w:lastRenderedPageBreak/>
+        <w:t xml:space="preserve">blogs, </w:t>
       </w:r>
       <w:r>
         <w:t>YouTube</w:t>
@@ -3103,23 +3065,7 @@
       </w:r>
       <w:r>
         <w:br/>
-        <w:t xml:space="preserve">Identify at least </w:t>
-      </w:r>
-      <w:proofErr w:type="gramStart"/>
-      <w:r>
-        <w:t>2</w:t>
-      </w:r>
-      <w:proofErr w:type="gramEnd"/>
-      <w:r>
-        <w:t xml:space="preserve"> </w:t>
-      </w:r>
-      <w:proofErr w:type="gramStart"/>
-      <w:r>
-        <w:t>different sources</w:t>
-      </w:r>
-      <w:proofErr w:type="gramEnd"/>
-      <w:r>
-        <w:t xml:space="preserve"> for each engine.</w:t>
+        <w:t>Identify at least 2 different sources for each engine.</w:t>
       </w:r>
     </w:p>
     <w:tbl>
@@ -3247,7 +3193,6 @@
           </w:tcPr>
           <w:p>
             <w:r>
-              <w:lastRenderedPageBreak/>
               <w:t>GarageBand</w:t>
             </w:r>
           </w:p>
